--- a/docs/mop/OPSSD-03.03.M0.24-P.docx
+++ b/docs/mop/OPSSD-03.03.M0.24-P.docx
@@ -2,6 +2,46 @@
 <file path=word/document.xml><?xml version="1.0" encoding="utf-8"?>
 <w:document xmlns:wpc="http://schemas.microsoft.com/office/word/2010/wordprocessingCanvas" xmlns:mo="http://schemas.microsoft.com/office/mac/office/2008/main" xmlns:mc="http://schemas.openxmlformats.org/markup-compatibility/2006" xmlns:mv="urn:schemas-microsoft-com:mac:vml" xmlns:o="urn:schemas-microsoft-com:office:office" xmlns:r="http://schemas.openxmlformats.org/officeDocument/2006/relationships" xmlns:m="http://schemas.openxmlformats.org/officeDocument/2006/math" xmlns:v="urn:schemas-microsoft-com:vml" xmlns:wp14="http://schemas.microsoft.com/office/word/2010/wordprocessingDrawing" xmlns:wp="http://schemas.openxmlformats.org/drawingml/2006/wordprocessingDrawing" xmlns:w10="urn:schemas-microsoft-com:office:word" xmlns:w="http://schemas.openxmlformats.org/wordprocessingml/2006/main" xmlns:w14="http://schemas.microsoft.com/office/word/2010/wordml" xmlns:wpg="http://schemas.microsoft.com/office/word/2010/wordprocessingGroup" xmlns:wpi="http://schemas.microsoft.com/office/word/2010/wordprocessingInk" xmlns:wne="http://schemas.microsoft.com/office/word/2006/wordml" xmlns:wps="http://schemas.microsoft.com/office/word/2010/wordprocessingShape" mc:Ignorable="w14 wp14">
   <w:body>
+    <w:p>
+      <w:pPr>
+        <w:jc w:val="center"/>
+      </w:pPr>
+      <w:r>
+        <w:drawing>
+          <wp:inline xmlns:a="http://schemas.openxmlformats.org/drawingml/2006/main" xmlns:pic="http://schemas.openxmlformats.org/drawingml/2006/picture">
+            <wp:extent cx="1800000" cy="227427"/>
+            <wp:docPr id="1" name="Picture 1"/>
+            <wp:cNvGraphicFramePr>
+              <a:graphicFrameLocks noChangeAspect="1"/>
+            </wp:cNvGraphicFramePr>
+            <a:graphic>
+              <a:graphicData uri="http://schemas.openxmlformats.org/drawingml/2006/picture">
+                <pic:pic>
+                  <pic:nvPicPr>
+                    <pic:cNvPr id="0" name="mop-logo.jpg"/>
+                    <pic:cNvPicPr/>
+                  </pic:nvPicPr>
+                  <pic:blipFill>
+                    <a:blip r:embed="rId9"/>
+                    <a:stretch>
+                      <a:fillRect/>
+                    </a:stretch>
+                  </pic:blipFill>
+                  <pic:spPr>
+                    <a:xfrm>
+                      <a:off x="0" y="0"/>
+                      <a:ext cx="1800000" cy="227427"/>
+                    </a:xfrm>
+                    <a:prstGeom prst="rect"/>
+                  </pic:spPr>
+                </pic:pic>
+              </a:graphicData>
+            </a:graphic>
+          </wp:inline>
+        </w:drawing>
+      </w:r>
+    </w:p>
+    <w:p/>
     <w:p>
       <w:pPr>
         <w:jc w:val="center"/>
@@ -21,12 +61,33 @@
       </w:pPr>
       <w:r>
         <w:rPr>
-          <w:sz w:val="22"/>
+          <w:sz w:val="20"/>
+        </w:rPr>
+        <w:t>Procédure = MOP</w:t>
+      </w:r>
+    </w:p>
+    <w:p>
+      <w:pPr>
+        <w:jc w:val="center"/>
+      </w:pPr>
+      <w:r>
+        <w:rPr>
+          <w:sz w:val="20"/>
         </w:rPr>
         <w:t>OPSSD-03.03.M0.24-P</w:t>
       </w:r>
     </w:p>
     <w:p/>
+    <w:p>
+      <w:r>
+        <w:rPr>
+          <w:b/>
+          <w:color w:val="1F3864"/>
+          <w:sz w:val="18"/>
+        </w:rPr>
+        <w:t>Carte d'identité du document</w:t>
+      </w:r>
+    </w:p>
     <w:tbl>
       <w:tblPr>
         <w:tblStyle w:val="TableGrid"/>
@@ -39,28 +100,6 @@
         <w:gridCol w:w="4677"/>
         <w:gridCol w:w="4677"/>
       </w:tblGrid>
-      <w:tr>
-        <w:tc>
-          <w:tcPr>
-            <w:tcW w:type="dxa" w:w="9354"/>
-            <w:gridSpan w:val="2"/>
-            <w:shd w:val="clear" w:color="auto" w:fill="1F3864"/>
-          </w:tcPr>
-          <w:p>
-            <w:pPr>
-              <w:jc w:val="center"/>
-            </w:pPr>
-            <w:r>
-              <w:rPr>
-                <w:b/>
-                <w:color w:val="FFFFFF"/>
-                <w:sz w:val="24"/>
-              </w:rPr>
-              <w:t>MÉTHODE D'OPÉRATION ET DE PROCÉDURE</w:t>
-            </w:r>
-          </w:p>
-        </w:tc>
-      </w:tr>
       <w:tr>
         <w:tc>
           <w:tcPr>
@@ -107,7 +146,73 @@
                 <w:b/>
                 <w:sz w:val="18"/>
               </w:rPr>
-              <w:t>Titre</w:t>
+              <w:t>Type de document</w:t>
+            </w:r>
+          </w:p>
+        </w:tc>
+        <w:tc>
+          <w:tcPr>
+            <w:tcW w:type="dxa" w:w="6520"/>
+          </w:tcPr>
+          <w:p>
+            <w:r/>
+            <w:r>
+              <w:rPr>
+                <w:b w:val="0"/>
+                <w:sz w:val="18"/>
+              </w:rPr>
+              <w:t>MOP</w:t>
+            </w:r>
+          </w:p>
+        </w:tc>
+      </w:tr>
+      <w:tr>
+        <w:tc>
+          <w:tcPr>
+            <w:tcW w:type="dxa" w:w="2835"/>
+            <w:shd w:val="clear" w:color="auto" w:fill="BDD7EE"/>
+          </w:tcPr>
+          <w:p>
+            <w:r/>
+            <w:r>
+              <w:rPr>
+                <w:b/>
+                <w:sz w:val="18"/>
+              </w:rPr>
+              <w:t>Niveau de confidentialité</w:t>
+            </w:r>
+          </w:p>
+        </w:tc>
+        <w:tc>
+          <w:tcPr>
+            <w:tcW w:type="dxa" w:w="6520"/>
+          </w:tcPr>
+          <w:p>
+            <w:r/>
+            <w:r>
+              <w:rPr>
+                <w:b w:val="0"/>
+                <w:sz w:val="18"/>
+              </w:rPr>
+              <w:t>Interne</w:t>
+            </w:r>
+          </w:p>
+        </w:tc>
+      </w:tr>
+      <w:tr>
+        <w:tc>
+          <w:tcPr>
+            <w:tcW w:type="dxa" w:w="2835"/>
+            <w:shd w:val="clear" w:color="auto" w:fill="BDD7EE"/>
+          </w:tcPr>
+          <w:p>
+            <w:r/>
+            <w:r>
+              <w:rPr>
+                <w:b/>
+                <w:sz w:val="18"/>
+              </w:rPr>
+              <w:t>Titre du document</w:t>
             </w:r>
           </w:p>
         </w:tc>
@@ -140,7 +245,7 @@
                 <w:b/>
                 <w:sz w:val="18"/>
               </w:rPr>
-              <w:t>Type</w:t>
+              <w:t>Résumé</w:t>
             </w:r>
           </w:p>
         </w:tc>
@@ -155,7 +260,7 @@
                 <w:b w:val="0"/>
                 <w:sz w:val="18"/>
               </w:rPr>
-              <w:t>MOP</w:t>
+              <w:t>Procédure d'intervention pour incidents sur ports NNI et UNI (pertes LOS, dégradations BER, alarmes ODU).</w:t>
             </w:r>
           </w:p>
         </w:tc>
@@ -173,7 +278,7 @@
                 <w:b/>
                 <w:sz w:val="18"/>
               </w:rPr>
-              <w:t>Confidentialité</w:t>
+              <w:t>Champ d'application</w:t>
             </w:r>
           </w:p>
         </w:tc>
@@ -188,7 +293,40 @@
                 <w:b w:val="0"/>
                 <w:sz w:val="18"/>
               </w:rPr>
-              <w:t>Interne</w:t>
+              <w:t>Réseau OTN — NOC Javisi</w:t>
+            </w:r>
+          </w:p>
+        </w:tc>
+      </w:tr>
+      <w:tr>
+        <w:tc>
+          <w:tcPr>
+            <w:tcW w:type="dxa" w:w="2835"/>
+            <w:shd w:val="clear" w:color="auto" w:fill="BDD7EE"/>
+          </w:tcPr>
+          <w:p>
+            <w:r/>
+            <w:r>
+              <w:rPr>
+                <w:b/>
+                <w:sz w:val="18"/>
+              </w:rPr>
+              <w:t>Documents associés</w:t>
+            </w:r>
+          </w:p>
+        </w:tc>
+        <w:tc>
+          <w:tcPr>
+            <w:tcW w:type="dxa" w:w="6520"/>
+          </w:tcPr>
+          <w:p>
+            <w:r/>
+            <w:r>
+              <w:rPr>
+                <w:b w:val="0"/>
+                <w:sz w:val="18"/>
+              </w:rPr>
+              <w:t>Aucun document associé identifié à ce jour.</w:t>
             </w:r>
           </w:p>
         </w:tc>
@@ -292,10 +430,23 @@
           </w:p>
         </w:tc>
       </w:tr>
+    </w:tbl>
+    <w:p/>
+    <w:tbl>
+      <w:tblPr>
+        <w:tblStyle w:val="TableGrid"/>
+        <w:tblW w:type="auto" w:w="0"/>
+        <w:tblLayout w:type="fixed"/>
+        <w:tblLook w:firstColumn="1" w:firstRow="1" w:lastColumn="0" w:lastRow="0" w:noHBand="0" w:noVBand="1" w:val="04A0"/>
+      </w:tblPr>
+      <w:tblGrid>
+        <w:gridCol w:w="4677"/>
+        <w:gridCol w:w="4677"/>
+      </w:tblGrid>
       <w:tr>
         <w:tc>
           <w:tcPr>
-            <w:tcW w:type="dxa" w:w="2835"/>
+            <w:tcW w:type="dxa" w:w="4677"/>
             <w:shd w:val="clear" w:color="auto" w:fill="BDD7EE"/>
           </w:tcPr>
           <w:p>
@@ -305,13 +456,31 @@
                 <w:b/>
                 <w:sz w:val="18"/>
               </w:rPr>
-              <w:t>Date d'entrée en vigueur</w:t>
+              <w:t>Entrée en vigueur</w:t>
             </w:r>
           </w:p>
         </w:tc>
         <w:tc>
           <w:tcPr>
-            <w:tcW w:type="dxa" w:w="6520"/>
+            <w:tcW w:type="dxa" w:w="4677"/>
+            <w:shd w:val="clear" w:color="auto" w:fill="BDD7EE"/>
+          </w:tcPr>
+          <w:p>
+            <w:r/>
+            <w:r>
+              <w:rPr>
+                <w:b/>
+                <w:sz w:val="18"/>
+              </w:rPr>
+              <w:t>Révision</w:t>
+            </w:r>
+          </w:p>
+        </w:tc>
+      </w:tr>
+      <w:tr>
+        <w:tc>
+          <w:tcPr>
+            <w:tcW w:type="dxa" w:w="4677"/>
           </w:tcPr>
           <w:p>
             <w:r/>
@@ -324,27 +493,9 @@
             </w:r>
           </w:p>
         </w:tc>
-      </w:tr>
-      <w:tr>
         <w:tc>
           <w:tcPr>
-            <w:tcW w:type="dxa" w:w="2835"/>
-            <w:shd w:val="clear" w:color="auto" w:fill="BDD7EE"/>
-          </w:tcPr>
-          <w:p>
-            <w:r/>
-            <w:r>
-              <w:rPr>
-                <w:b/>
-                <w:sz w:val="18"/>
-              </w:rPr>
-              <w:t>Date de révision planifiée</w:t>
-            </w:r>
-          </w:p>
-        </w:tc>
-        <w:tc>
-          <w:tcPr>
-            <w:tcW w:type="dxa" w:w="6520"/>
+            <w:tcW w:type="dxa" w:w="4677"/>
           </w:tcPr>
           <w:p>
             <w:r/>
@@ -1252,8 +1403,8 @@
       </w:r>
     </w:p>
     <w:sectPr>
-      <w:headerReference w:type="default" r:id="rId9"/>
-      <w:footerReference w:type="default" r:id="rId10"/>
+      <w:headerReference w:type="default" r:id="rId10"/>
+      <w:footerReference w:type="default" r:id="rId11"/>
       <w:pgSz w:w="11906" w:h="16838"/>
       <w:pgMar w:top="1134" w:right="1134" w:bottom="1134" w:left="1417" w:header="720" w:footer="720" w:gutter="0"/>
       <w:cols w:space="720"/>
